--- a/example_articles/states/Arizona/2.states_Arizona_New_York_Times.docx
+++ b/example_articles/states/Arizona/2.states_Arizona_New_York_Times.docx
@@ -27,17 +27,17 @@
     </w:p>
     <w:p>
       <w:r>
-        <w:t>Source File: NYT/26.DOCX</w:t>
+        <w:t>Source file: NYT/26.DOCX</w:t>
       </w:r>
     </w:p>
     <w:p>
       <w:r>
-        <w:t>Raw locations result: ['Arizona']</w:t>
+        <w:t>Raw locations result, 'locations': ['Arizona']</w:t>
       </w:r>
     </w:p>
     <w:p>
       <w:r>
-        <w:t>states_stand_flat (Standardized): Arizona</w:t>
+        <w:t>Standardized locations result, 'states_stand_flat': Arizona</w:t>
       </w:r>
     </w:p>
     <w:p>

--- a/example_articles/states/Arizona/2.states_Arizona_New_York_Times.docx
+++ b/example_articles/states/Arizona/2.states_Arizona_New_York_Times.docx
@@ -7,7 +7,7 @@
         <w:pStyle w:val="Heading1"/>
       </w:pPr>
       <w:r>
-        <w:t>A Blacklash? - Correction Appended</w:t>
+        <w:t>Welfare Limits Left Poor Adrift as Recession Hit</w:t>
       </w:r>
     </w:p>
     <w:p>
@@ -17,17 +17,17 @@
     </w:p>
     <w:p>
       <w:r>
-        <w:t>Date: 2008-05-03</w:t>
+        <w:t>Date: 2012-04-08</w:t>
       </w:r>
     </w:p>
     <w:p>
       <w:r>
-        <w:t>Section: Section A; Column 0; Editorial Desk; Pg. 19; OP-ED COLUMNIST</w:t>
+        <w:t>Section: Section A; Column 0; National Desk; Pg. 1</w:t>
       </w:r>
     </w:p>
     <w:p>
       <w:r>
-        <w:t>Source file: NYT/26.DOCX</w:t>
+        <w:t>Source file: NYT/49.DOCX</w:t>
       </w:r>
     </w:p>
     <w:p>
@@ -49,40 +49,146 @@
     </w:p>
     <w:p>
       <w:r>
-        <w:t>Since January, the Clintons have pummeled Barack Obama with racially tinged comments and questions about his character.</w:t>
+        <w:t>PHOENIX -- Perhaps no law in the past generation has drawn more praise than the drive to ''end welfare as we know it,'' which joined the late-'90s economic boom to send caseloads plunging, employment rates rising and officials of both parties hailing the virtues of tough love.</w:t>
         <w:br/>
-        <w:t xml:space="preserve">  Hillary Clinton has questioned why he didn't walk out on the Rev. Jeremiah Wright Jr.; why he ''denounced'' but didn't ''reject'' Louis Farrakhan; and whether he is too chummy with the former radical Bill Ayers. She chastised his characterization of white working-class voters as being highfalutin and chided him for not agreeing to a street-fight-style debate. </w:t>
+        <w:t>But the distress of the last four years has added a cautionary postscript: much as overlooked critics of the restrictions once warned, a program that built its reputation when times were good offered little help when jobs disappeared. Despite the worst economy in decades, the cash welfare rolls have barely budged.</w:t>
         <w:br/>
-        <w:t xml:space="preserve">  Bill Clinton has called Obama's stance on the war a fairy tale, dismissed an early primary win as mere Jesse Jackson redux and recently claimed that Obama was playing the race card against him. Some of this is valid, the result of  Obama's own missteps, but some of it is baffling.</w:t>
+        <w:t>Faced with flat federal financing and rising need, Arizona is one of 16 states that have cut their welfare caseloads further since the start of the recession -- in its case, by half. Even as it turned away the needy, Arizona spent most of its federal welfare dollars on other programs, using permissive rules to plug state budget gaps.</w:t>
         <w:br/>
-        <w:t xml:space="preserve">  The rhetoric appears to be trafficking in old fears and historic stereotypes. The unspoken (and confusing) characterization of  Obama is that he's militant yet cowardly; uppity yet too cool for school. </w:t>
+        <w:t>The poor people who were dropped from cash assistance here, mostly single mothers, talk with surprising openness about the desperate, and sometimes illegal, ways they make ends meet. They have sold food stamps, sold blood, skipped meals, shoplifted, doubled up with friends, scavenged trash bins for bottles and cans and returned to relationships with violent partners -- all with children in tow.</w:t>
         <w:br/>
-        <w:t xml:space="preserve">  The question is this: Have white Democrats soured on  Obama? Apparently not. Although his unfavorable rating from the group is up five percentage points since last summer in polls conducted by The New York Times and CBS News, his favorable rating is up just as much.</w:t>
+        <w:t>Esmeralda Murillo, a 21-year-old mother of two, lost her welfare check, landed in a shelter and then returned to a boyfriend whose violent temper had driven her away. ''You don't know who to turn to,'' she said.</w:t>
         <w:br/>
-        <w:t xml:space="preserve">  On the other hand, black Democrats' opinion of Hillary Clinton has deteriorated substantially (her favorable rating among them is down 36 percentage points over the same period). </w:t>
+        <w:t>Maria Thomas, 29, with four daughters, helps friends sell piles of brand-name clothes, taking pains not to ask if they are stolen. ''I don't know where they come from,'' she said. ''I'm just helping get rid of them.''</w:t>
         <w:br/>
-        <w:t xml:space="preserve">  While a favorable opinion doesn't necessarily translate into a vote, this should still give the Clintons (and the superdelegates) pause. Electability cuts both ways.</w:t>
+        <w:t>To keep her lights on, Rosa Pena, 24, sold the groceries she bought with food stamps and then kept her children fed with school lunches and help from neighbors. Her post-welfare credo is widely shared: ''I'll do what I have to do.''</w:t>
         <w:br/>
-        <w:t xml:space="preserve">  If Hillary Clinton should defy the odds (and the current math) and secure the nomination, she would be hard-pressed to defeat John McCain without the enthusiastic support of black voters, stalwarts of the Democratic base.</w:t>
+        <w:t>Critics of the stringent system say stories like these vindicate warnings they made in 1996 when President Bill Clinton fulfilled his pledge to ''end welfare as we know it'': the revamped law encourages states to withhold aid, especially when the economy turns bad.</w:t>
         <w:br/>
-        <w:t xml:space="preserve">  Getting that support could now be tricky. </w:t>
+        <w:t>The old program, Aid to Families with Dependent Children, dates from the New Deal; it gave states unlimited matching funds and offered poor families extensive rights, with few requirements and no time limits. The new program, Temporary Assistance for Needy Families, created time limits and work rules, capped federal spending and allowed states to turn poor families away.</w:t>
         <w:br/>
-        <w:t xml:space="preserve">  Many blacks are aghast that their extraordinary support of Bill Clinton in the past would be repaid by the Clintons with racial innuendo (in a Times/CBS News poll after the salacious 1998 Starr report was released, his unfavorable rating among whites climbed to 52 percent; among blacks it was only 10 percent). Some who stood by him then now apparently feel betrayed.</w:t>
+        <w:t>''My take on it was the states would push people off and not let them back on, and that's just what they did,'' said Peter B. Edelman, a law professor at Georgetown University who resigned from the Clinton administration to protest the law. ''It's been even worse than I thought it would be.''</w:t>
         <w:br/>
-        <w:t xml:space="preserve">  It is no wonder then that McCain is making a place at the table for possible defectors, however unlikely. He began his ''forgotten places'' tour in Alabama's Black Belt by literally dancing into the arms of an elderly black woman as she sang the gospel hymn ''Do, Lord, Remember Me.'' </w:t>
+        <w:t>But supporters of the current system often say lower caseloads are evidence of decreased dependency. Many leading Republicans are pushing for similar changes to much larger programs, like Medicaid and food stamps.</w:t>
         <w:br/>
-        <w:t xml:space="preserve">  Remember that moment if you ever see a bumper sticker that reads, ''Repulsed into voting Republican.''</w:t>
+        <w:t>Representative Paul D. Ryan of Wisconsin, the top House Republican on budget issues, calls the current welfare program ''an unprecedented success.'' Mitt Romney, who leads the race for the Republican presidential nomination, has said he would place similar restrictions on ''all these federal programs.'' One of his rivals, Rick Santorum, calls the welfare law a source of spiritual rejuvenation.</w:t>
+        <w:br/>
+        <w:t>''It didn't just cut the rolls, but it saved lives,'' Mr. Santorum said, giving the poor ''something dependency doesn't give: hope.''</w:t>
+        <w:br/>
+        <w:t>President Obama spoke favorably of the program in his 2008 campaign -- promoting his role as a state legislator in cutting the Illinois welfare rolls. But he has said little about it as president.</w:t>
+        <w:br/>
+        <w:t>Even in the 1996 program's early days, when jobs were plentiful, a subset of families appeared disconnected -- left with neither welfare nor work. Their numbers were growing before the recession and seem to have surged since then.</w:t>
+        <w:br/>
+        <w:t>No Money, No Job</w:t>
+        <w:br/>
+        <w:t>While data on the very poor is limited and subject to challenge, recent studies have found that as many as one in every four low-income single mothers are jobless and without cash aid -- roughly four million women and children. Many of the mothers have problems like addiction or depression, which can make assisting them politically unpopular, and they have received little attention in a downturn that has produced an outpouring of concern for the middle class.</w:t>
+        <w:br/>
+        <w:t>Poor families can turn to other programs, like food stamps or Medicaid, or rely on family and charity. But the absence of a steady source of cash, however modest, can bring new instability to troubled lives.</w:t>
+        <w:br/>
+        <w:t>One prominent supporter of the tough welfare law is worried that it may have increased destitution among the most disadvantaged families. ''This is the biggest problem with welfare reform, and we ought to be paying attention to it,'' said Ron Haskins of the Brookings Institution, who helped draft the 1996 law as an aide to House Republicans and argues that it has worked well for most recipients.</w:t>
+        <w:br/>
+        <w:t>''The issue here is, can you create a strong work program, as we did, without creating a big problem at the bottom?'' Mr. Haskins said. ''And we have what appears to be a big problem at the bottom.''</w:t>
+        <w:br/>
+        <w:t>He added, ''This is what really bothers me: the people who supported welfare reform, they're ignoring the problem.''</w:t>
+        <w:br/>
+        <w:t>The welfare program was born amid apocalyptic warnings and was instantly proclaimed a success, at times with a measure of ''I told you so'' glee from its supporters. Liberal critics had warned that its mix of time limits and work rules would create mass destitution -- ''children sleeping on the grates,'' in the words of Senator Daniel Patrick Moynihan, a New York Democrat who died in 2003.</w:t>
+        <w:br/>
+        <w:t>But the economy boomed, employment soared, poverty fell and caseloads plunged. Thirty-two states reduced their caseloads by two-thirds or more, as officials issued press releases and jostled for bragging rights. The tough law played a large role, but so did expansions of child care and tax credits that raised take-home pay.</w:t>
+        <w:br/>
+        <w:t>In a twist on poverty politics, poor single mothers, previously chided as ''welfare queens,'' were celebrated as working-class heroes, with their stories of leaving the welfare rolls cast as uplifting tales of pluck. Flush with federal money, states experimented with programs that offered counseling, clothes and used cars.</w:t>
+        <w:br/>
+        <w:t>But if the rise in employment was larger than predicted, it was also less transformative than it may have seemed. Researchers found that most families that escaped poverty remained ''near poor.''</w:t>
+        <w:br/>
+        <w:t>And despite widespread hopes that working mothers might serve as role models, studies found few social or educational benefits for their children. (They measured things like children's aspirations, self-esteem, grades, drug use and arrests.) Nonmarital births continued to rise.</w:t>
+        <w:br/>
+        <w:t>But the image of success formed early and stayed frozen in time.</w:t>
+        <w:br/>
+        <w:t>''The debate is over,'' President Clinton said a year after signing the law, which he often cites in casting himself as a centrist. ''Welfare reform works.''</w:t>
+        <w:br/>
+        <w:t>The recession that began in 2007 posed a new test to that claim. Even with $5 billion in new federal funds, caseloads rose just 15 percent from the lowest level in two generations. Compared with the 1990s peak, the national welfare rolls are still down by 68 percent. Just one in five poor children now receives cash aid, the lowest level in nearly 50 years.</w:t>
+        <w:br/>
+        <w:t>As the downturn wreaked havoc on budgets, some states took new steps to keep the needy away. They shortened time limits, tightened eligibility rules and reduced benefits (to an average of about $350 a month for a family of three).</w:t>
+        <w:br/>
+        <w:t>Since 2007, 11 states have cut the rolls by 10 percent or more. They include centers of unemployment like Georgia, Indiana and Rhode Island, as well as Michigan, where the welfare director justified cuts by telling legislators, ''We have a fair number of people gaming the system.'' Arizona cut benefits by 20 percent and shortened time limits twice -- to two years, from five.</w:t>
+        <w:br/>
+        <w:t>Many people already found the underlying system more hassle than help, a gantlet of job-search classes where absences can be punished by a complete loss of aid. Some states explicitly pursue a policy of deterrence to make sure people use the program only as a last resort.</w:t>
+        <w:br/>
+        <w:t>Since the states get fixed federal grants, any caseload growth comes at their own expense. By contrast, the federal government pays the entire food stamp bill no matter how many people enroll; states encourage applications, and the rolls have reached record highs.</w:t>
+        <w:br/>
+        <w:t>Among the Arizonans who lost their checks was Tamika Shelby, who first sought cash aid at 29 after fast-food jobs and a stint as a waitress in a Phoenix strip club. The state gave her $176 a month and sent her to work part time at a food bank. Though she was effectively working for $2 an hour, she scarcely missed a day in more than a year.</w:t>
+        <w:br/>
+        <w:t>''I loved it,'' she said.</w:t>
+        <w:br/>
+        <w:t>Her supervisor, Michael Cox, said Ms. Shelby ''was just wonderful'' and ''would even come up here on her days off.''</w:t>
+        <w:br/>
+        <w:t>Then the reduced time limit left Ms. Shelby with neither welfare nor work. She still gets about $250 a month in food stamps for herself and her 3-year-old son, Dejon. She counts herself fortunate, she said, because a male friend lets her stay in a spare room, with no expectations of sex. Still, after feeding her roommate and her child, she said, ''there are plenty of days I don't eat.''</w:t>
+        <w:br/>
+        <w:t>''I know there are some people who abuse the system,'' Ms. Shelby said. ''But I was willing to do anything they asked me to. If I could, I'd still be working for those two dollars an hour.''</w:t>
+        <w:br/>
+        <w:t>Diverting Federal Funds</w:t>
+        <w:br/>
+        <w:t>Clarence H. Carter, Arizona's director of economic security, says finances forced officials to cut the rolls. But the state gets the same base funding from the federal government, $200 million, that it received in the mid-1990s when caseloads were five times as high. (The law also requires it to spend $86 million in state funds.)</w:t>
+        <w:br/>
+        <w:t>Arizona spends most of the federal money on other human services programs, especially foster care and adoption services, while using just one-third for cash benefits and work programs -- the core purposes of Temporary Assistance for Needy Families. If it did not use the federal welfare money, the state would have to finance more of those programs itself.</w:t>
+        <w:br/>
+        <w:t>''Yes, we divert -- divert's a bad word,'' said State Representative John Kavanagh, a Republican and chairman of the Arizona House Appropriations Committee. ''It helps the state.''</w:t>
+        <w:br/>
+        <w:t>While federal law allows such flexibility, critics say states neglect poor families to patch their own finances. Nationally, only 30 percent of the welfare money is spent on cash benefits.</w:t>
+        <w:br/>
+        <w:t>''It's not that the other stuff isn't important, but it's not what T.A.N.F.'' -- the Temporary Assistance program -- ''was intended for,'' said LaDonna Pavetti of the Center on Budget and Policy Priorities, a Washington research and advocacy group. ''The states use the money to fill budget holes.''</w:t>
+        <w:br/>
+        <w:t>Even in an economy as bad as Arizona's, some recipients find work. Estefana Armas, a 30-year-old mother of three, spent nine years on the rolls, fighting depression so severe that it left her hospitalized. Once exempt from time limits because of her mental health, Ms. Armas joined support groups, earned a high school equivalency degree and enrolled in community college.</w:t>
+        <w:br/>
+        <w:t>Just as her time expired last summer, Ms. Armas found work as a teacher's aide at a church preschool.</w:t>
+        <w:br/>
+        <w:t>''It kind of pushed me to get a job,'' she said.</w:t>
+        <w:br/>
+        <w:t>Supporters of Temporary Assistance cite stories like that to argue that it promotes a work ethic. Despite high unemployment, low-skilled single mothers work as much now, on average, as they did under the old welfare law -- and by some measures, a bit more. As a group, their poverty rates are still lower. And those without cash aid, they say, can turn to other programs.</w:t>
+        <w:br/>
+        <w:t>''We have reduced our caseload, and we don't have people dying in the street,'' Mr. Kavanagh said. ''There were an awful lot of people who didn't need it.''</w:t>
+        <w:br/>
+        <w:t>But the number of very poor families appears to be growing. Pamela Loprest and Austin Nichols, researchers at the Urban Institute, found that one in four low-income single mothers nationwide -- about 1.5 million -- are jobless and without cash aid. That is twice the rate the researchers found under the old welfare law. More than 40 percent remain that way for more than a year, and many have mental or physical disabilities, sick children or problems with domestic violence.</w:t>
+        <w:br/>
+        <w:t>Using a different definition of distress, Luke Shaefer of the University of Michigan and Kathryn Edin of Harvard examined the share of households with children in a given month living on less than $2 per person per day. It has nearly doubled since 1996, to almost 4 percent. Even when counting food stamps as cash, they found one of every 50 children live in such a household.</w:t>
+        <w:br/>
+        <w:t>The Census Bureau uses a third measure, ''deep poverty,'' which it defines as living on less than half of the amount needed to escape poverty (for a family of three, that means living on less than $9,000 a year). About 10 percent of households headed by women report incomes that low, a bit less than the peak under the old law but still the highest level in 18 years.</w:t>
+        <w:br/>
+        <w:t>Some researchers say the studies exaggerate poverty by inadequately accounting for undisclosed income, like help from boyfriends or under-the-table jobs. They note that asking poor people about their consumption, rather than their income, suggests that even the poorest single mothers have improved their standard of living since 1996.</w:t>
+        <w:br/>
+        <w:t>Mr. Haskins, the Temporary Assistance program's architect, agrees that poverty at the bottom ''is not as bad as it seems,'' but adds, ''It's still pretty darn bad.''</w:t>
+        <w:br/>
+        <w:t>Trying to Make Do</w:t>
+        <w:br/>
+        <w:t>Asked how they survived without cash aid, virtually all of the women interviewed here said they had sold food stamps, getting 50 cents for every dollar of groceries they let others buy with their benefit cards. Many turned to food banks and churches. Nationally, roughly a quarter have subsidized housing, with rents as low as $50 a month.</w:t>
+        <w:br/>
+        <w:t>Several women said the loss of aid had left them more dependent on troubled boyfriends. One woman said she sold her child's Social Security number so a relative could collect a tax credit worth $3,000.</w:t>
+        <w:br/>
+        <w:t>''I tried to sell blood, but they told me I was anemic,'' she said.</w:t>
+        <w:br/>
+        <w:t>Several women acknowledged that they had resorted to shoplifting, including one who took orders for brand-name clothes and sold them for half-price. Asked how she got cash, one woman said flatly, ''We rob wetbacks'' -- illegal immigrants, who tend to carry cash and avoid the police. At least nine times, she said, she has flirted with men and led them toward her home, where accomplices robbed them.</w:t>
+        <w:br/>
+        <w:t>''I felt bad afterwards,'' she said. But she added, ''There were times when we didn't have nothing to eat.''</w:t>
+        <w:br/>
+        <w:t>One family ruled out crime and rummaged through trash cans instead. The mother, an illegal immigrant from Mexico, could not get aid for herself but received $164 a month for her four American-born children until their time limit expired. Distraught at losing her only steady source of cash, she asked the children if they would be ashamed to help her collect discarded cans.</w:t>
+        <w:br/>
+        <w:t>''I told her I would be embarrassed to steal from someone -- not to pick up cans,'' her teenage daughter said.</w:t>
+        <w:br/>
+        <w:t>Weekly park patrols ensued, and recycling money replaced about half of the welfare check.</w:t>
+        <w:br/>
+        <w:t>Despite having a father in prison and a mother who could be deported, the children exude earnest cheer. A daughter in the fifth grade won a contest at school for reading the most books. A son in the eighth grade is a student leader praised by his principal for tutoring younger students, using supplies he pays for himself.</w:t>
+        <w:br/>
+        <w:t>''That's just the kind of character he has,'' the principal said.</w:t>
+        <w:br/>
+        <w:t>After losing cash aid, the mother found a cleaning job but lost it when her boss discovered that she was in the United States illegally. The family still gets subsidized housing and $650 a month in food stamps.</w:t>
+        <w:br/>
+        <w:t>The boy worries about homelessness, but his younger sisters, 9 and 10, see an upside in scavenging.</w:t>
+        <w:br/>
+        <w:t>''It's kind of fun because you get to look through the trash,'' one of the girls said.</w:t>
+        <w:br/>
+        <w:t>''And you get to play in the park a little while before you go home,'' her sister agreed.</w:t>
         <w:br/>
         <w:br/>
         <w:t>http://www.nytimes.com</w:t>
-        <w:br/>
-        <w:t>Correction</w:t>
-        <w:br/>
-        <w:br/>
-        <w:br/>
-        <w:t xml:space="preserve">A graphic accompanying Charles Blow's column on Saturday, about polling results for Hillary Clinton and Barack Obama, misstated the date of the start of data for Mr. Obama. It was Jan. 21, 2007, not 2008. </w:t>
-        <w:br/>
-        <w:t>Correction-Date: May 8, 2008</w:t>
         <w:br/>
         <w:br/>
         <w:t>Graphic</w:t>
@@ -90,7 +196,13 @@
         <w:br/>
         <w:t xml:space="preserve"> </w:t>
         <w:br/>
-        <w:t>DIAGRAM</w:t>
+        <w:t>PHOTOS: An illegal immigrant from Mexico, above, the mother of four American-born children, started redeeming bottles and cans in Phoenix after she lost her $164 monthly aid. Below, Tamika Shelby and her son, Dejon, 3. Because of welfare limits, she lost her $176 stipend and her job at a food bank.</w:t>
+        <w:br/>
+        <w:t>Estefana Armas, 30, a single mother who spent nine years on welfare, works as a teacher's aide at Katy's Kids Preschool in Phoenix. (PHOTOGRAPHS BY JOSHUA LOTT FOR THE NEW YORK TIMES) (A18) CHART: Fewer Receiving Welfare, But Food Stamps Soaring: The number of Americans receiving cash welfare has fallen since the 1990s, while the number receiving food stamps has risen sharply. (Sources: U.S. Dept. of Health and Human Services (welfare)</w:t>
+        <w:br/>
+        <w:t>U.S. Dept. of Agriculture (food stamps)</w:t>
+        <w:br/>
+        <w:t xml:space="preserve"> Bureau of Labor Statistics)</w:t>
       </w:r>
     </w:p>
     <w:sectPr>

--- a/example_articles/states/Arizona/2.states_Arizona_New_York_Times.docx
+++ b/example_articles/states/Arizona/2.states_Arizona_New_York_Times.docx
@@ -7,7 +7,7 @@
         <w:pStyle w:val="Heading1"/>
       </w:pPr>
       <w:r>
-        <w:t>Welfare Limits Left Poor Adrift as Recession Hit</w:t>
+        <w:t>Fearing Faltering Economy, Arizona Voters Sour on Biden</w:t>
       </w:r>
     </w:p>
     <w:p>
@@ -17,17 +17,17 @@
     </w:p>
     <w:p>
       <w:r>
-        <w:t>Date: 2012-04-08</w:t>
+        <w:t>Date: 2023-11-15</w:t>
       </w:r>
     </w:p>
     <w:p>
       <w:r>
-        <w:t>Section: Section A; Column 0; National Desk; Pg. 1</w:t>
+        <w:t>Section: Section A; Column 0; National Desk; Pg. 20</w:t>
       </w:r>
     </w:p>
     <w:p>
       <w:r>
-        <w:t>Source file: NYT/49.DOCX</w:t>
+        <w:t>Source file: NYT/4.DOCX</w:t>
       </w:r>
     </w:p>
     <w:p>
@@ -49,146 +49,70 @@
     </w:p>
     <w:p>
       <w:r>
-        <w:t>PHOENIX -- Perhaps no law in the past generation has drawn more praise than the drive to ''end welfare as we know it,'' which joined the late-'90s economic boom to send caseloads plunging, employment rates rising and officials of both parties hailing the virtues of tough love.</w:t>
+        <w:t>The White House has hailed new investments and new jobs, yet many voters in a battleground state are chafing at inflation and housing costs.</w:t>
         <w:br/>
-        <w:t>But the distress of the last four years has added a cautionary postscript: much as overlooked critics of the restrictions once warned, a program that built its reputation when times were good offered little help when jobs disappeared. Despite the worst economy in decades, the cash welfare rolls have barely budged.</w:t>
+        <w:t xml:space="preserve">If President Biden hopes to replicate his narrow victory in Arizona, he will need disillusioned voters like Alex Jumah. An immigrant from Iraq, Mr. Jumah leans conservative, but he said he voted for Mr. Biden because he could not stomach former President Trump's anti-Muslim views. </w:t>
         <w:br/>
-        <w:t>Faced with flat federal financing and rising need, Arizona is one of 16 states that have cut their welfare caseloads further since the start of the recession -- in its case, by half. Even as it turned away the needy, Arizona spent most of its federal welfare dollars on other programs, using permissive rules to plug state budget gaps.</w:t>
+        <w:t xml:space="preserve">  That was 2020. Since then, Mr. Jumah, 41, said, his economic fortunes cratered after he contracted Covid, missed two months of work as a trucking dispatcher, was evicted from his home and was forced to move in with his mother. He said he could no longer afford an apartment in Tucson, where rents have risen sharply since the pandemic. He is now planning to vote for Mr. Trump.</w:t>
         <w:br/>
-        <w:t>The poor people who were dropped from cash assistance here, mostly single mothers, talk with surprising openness about the desperate, and sometimes illegal, ways they make ends meet. They have sold food stamps, sold blood, skipped meals, shoplifted, doubled up with friends, scavenged trash bins for bottles and cans and returned to relationships with violent partners -- all with children in tow.</w:t>
+        <w:t xml:space="preserve">  ''At first I was really happy with Biden,'' he said. ''We got rid of Trump, rid of the racism. And then I regretted it. We need a strong president to keep this country first.''</w:t>
         <w:br/>
-        <w:t>Esmeralda Murillo, a 21-year-old mother of two, lost her welfare check, landed in a shelter and then returned to a boyfriend whose violent temper had driven her away. ''You don't know who to turn to,'' she said.</w:t>
+        <w:t xml:space="preserve">  His anger helps explain why Mr. Biden appears to be struggling in Arizona and other closely divided 2024 battleground states, according to a recent poll by The New York Times and Siena College.</w:t>
         <w:br/>
-        <w:t>Maria Thomas, 29, with four daughters, helps friends sell piles of brand-name clothes, taking pains not to ask if they are stolen. ''I don't know where they come from,'' she said. ''I'm just helping get rid of them.''</w:t>
+        <w:t xml:space="preserve">  Surveys and interviews with Arizona voters find that they are sour on the economy, despite solid job growth in the state. The Biden administration also fails to get credit for a parade of new companies coming to Arizona that will produce lithium-ion batteries, electric vehicles and computer chips -- investments that the White House hails as emblems of its push for a next generation of American manufacturing.</w:t>
         <w:br/>
-        <w:t>To keep her lights on, Rosa Pena, 24, sold the groceries she bought with food stamps and then kept her children fed with school lunches and help from neighbors. Her post-welfare credo is widely shared: ''I'll do what I have to do.''</w:t>
+        <w:t xml:space="preserve">  Breanne Laird, 32, a doctoral student at Arizona State University and a Republican, said she sat out the 2020 elections in part because she never thought Arizona would turn blue. But after two years without any pay increases and after losing $170,000 trying to fix and flip a house she bought in suburban Phoenix, she said she was determined to vote next year, for Mr. Trump.</w:t>
         <w:br/>
-        <w:t>Critics of the stringent system say stories like these vindicate warnings they made in 1996 when President Bill Clinton fulfilled his pledge to ''end welfare as we know it'': the revamped law encourages states to withhold aid, especially when the economy turns bad.</w:t>
+        <w:t xml:space="preserve">  She bought the investment property near the peak of the market last year, and said she watched its value slip as mortgage rates rose toward 8 percent. She said she had to max out credit cards, and her credit score fell.</w:t>
         <w:br/>
-        <w:t>The old program, Aid to Families with Dependent Children, dates from the New Deal; it gave states unlimited matching funds and offered poor families extensive rights, with few requirements and no time limits. The new program, Temporary Assistance for Needy Families, created time limits and work rules, capped federal spending and allowed states to turn poor families away.</w:t>
+        <w:t xml:space="preserve">  Arizona's housing market fell farther than most parts of the country after the 2008 financial crisis, and it took longer to recover. Few economists are predicting a similar crash now, but even so, Ms. Laird said she felt frustrated, and was itching to return Mr. Trump to power.</w:t>
         <w:br/>
-        <w:t>''My take on it was the states would push people off and not let them back on, and that's just what they did,'' said Peter B. Edelman, a law professor at Georgetown University who resigned from the Clinton administration to protest the law. ''It's been even worse than I thought it would be.''</w:t>
+        <w:t xml:space="preserve">  ''I'm even further behind,'' she said. ''I see the value in voting, and plan to vote as much as possible.''</w:t>
         <w:br/>
-        <w:t>But supporters of the current system often say lower caseloads are evidence of decreased dependency. Many leading Republicans are pushing for similar changes to much larger programs, like Medicaid and food stamps.</w:t>
+        <w:t xml:space="preserve">  A majority of Arizona voters in the recent New York Times/Siena survey rated the country's economy as poor. Just 3 percent of voters said it was excellent.</w:t>
         <w:br/>
-        <w:t>Representative Paul D. Ryan of Wisconsin, the top House Republican on budget issues, calls the current welfare program ''an unprecedented success.'' Mitt Romney, who leads the race for the Republican presidential nomination, has said he would place similar restrictions on ''all these federal programs.'' One of his rivals, Rick Santorum, calls the welfare law a source of spiritual rejuvenation.</w:t>
+        <w:t xml:space="preserve">  Arizona experienced some of the worst inflation in the country, largely because housing costs shot upward as people thronged to the state during the pandemic. Average monthly rents in Phoenix rose to $1,919 in September from $1,373 in early 2020, a 40 percent increase according to Zillow. Average rents across the country rose about 30 percent over the same period.</w:t>
         <w:br/>
-        <w:t>''It didn't just cut the rolls, but it saved lives,'' Mr. Santorum said, giving the poor ''something dependency doesn't give: hope.''</w:t>
+        <w:t xml:space="preserve">  Home prices and rents have fallen from their peaks this year, but even so, economists say that the state is increasingly unaffordable for middle-class families, whose migration to Arizona has powered decades of growth in the state.</w:t>
         <w:br/>
-        <w:t>President Obama spoke favorably of the program in his 2008 campaign -- promoting his role as a state legislator in cutting the Illinois welfare rolls. But he has said little about it as president.</w:t>
+        <w:t xml:space="preserve">  Arizona's economy sprinted out of the pandemic, but economists said the speed of new hiring and consumer spending in the state has now eased. The state unemployment rate of 4 percent is about equal to the national average, and the quarterly Arizona Economic Outlook, published by the University of Arizona, predicts that the state will keep growing next year, though at a slower pace.</w:t>
         <w:br/>
-        <w:t>Even in the 1996 program's early days, when jobs were plentiful, a subset of families appeared disconnected -- left with neither welfare nor work. Their numbers were growing before the recession and seem to have surged since then.</w:t>
+        <w:t xml:space="preserve">  Arizona has added 280,000 jobs since Mr. Biden took office, according to the federal Labor Department, compared with 150,000 during Mr. Trump's term. Phoenix just hosted the Super Bowl, usually a high-profile boost to the local mood and economy.</w:t>
         <w:br/>
-        <w:t>No Money, No Job</w:t>
+        <w:t xml:space="preserve">  Barely a week goes by without Arizona's first-term Democratic governor, Katie Hobbs, visiting a groundbreaking or job-training event to talk up the state's economy or the infrastructure money arriving from Washington.</w:t>
         <w:br/>
-        <w:t>While data on the very poor is limited and subject to challenge, recent studies have found that as many as one in every four low-income single mothers are jobless and without cash aid -- roughly four million women and children. Many of the mothers have problems like addiction or depression, which can make assisting them politically unpopular, and they have received little attention in a downturn that has produced an outpouring of concern for the middle class.</w:t>
+        <w:t xml:space="preserve">  Mr. Biden was even farther behind Mr. Trump in another poll being released this week by the Phoenix-based firm Noble Predictive Insights. That survey of about 1,000 Arizona voters said Mr. Trump had an eight-point lead, a significant swing toward Republicans from this past winter, when Mr. Biden had a two-point edge.</w:t>
         <w:br/>
-        <w:t>Poor families can turn to other programs, like food stamps or Medicaid, or rely on family and charity. But the absence of a steady source of cash, however modest, can bring new instability to troubled lives.</w:t>
+        <w:t xml:space="preserve">  Mike Noble, the polling firm's chief executive, said that Mr. Trump had built his lead in Arizona by consolidating support from Republicans and -- for the moment -- winning back independents. Respondents cited immigration and inflation as their top concerns.</w:t>
         <w:br/>
-        <w:t>One prominent supporter of the tough welfare law is worried that it may have increased destitution among the most disadvantaged families. ''This is the biggest problem with welfare reform, and we ought to be paying attention to it,'' said Ron Haskins of the Brookings Institution, who helped draft the 1996 law as an aide to House Republicans and argues that it has worked well for most recipients.</w:t>
+        <w:t xml:space="preserve">  ''Economists say, 'Look at these indicators' -- People don't care about that,'' Mr. Noble said. ''They care about their day-to-day lives.''</w:t>
         <w:br/>
-        <w:t>''The issue here is, can you create a strong work program, as we did, without creating a big problem at the bottom?'' Mr. Haskins said. ''And we have what appears to be a big problem at the bottom.''</w:t>
+        <w:t xml:space="preserve">  Bill Ruiz, the business representative of Local 1912 of the Southwest Mountain States Carpenters Union, said the Biden administration's infrastructure bill and CHIPS Act were bringing billions of dollars into Arizona, and helping to power an increase in union jobs and wages. Carpenters in his union were working 7 percent more hours than they were a year ago, and the union's membership has doubled to 3,400 over the past five years.</w:t>
         <w:br/>
-        <w:t>He added, ''This is what really bothers me: the people who supported welfare reform, they're ignoring the problem.''</w:t>
+        <w:t xml:space="preserve">  ''We're making bigger gains and bigger paychecks,'' he said. ''It blows me away people don't see that.''</w:t>
         <w:br/>
-        <w:t>The welfare program was born amid apocalyptic warnings and was instantly proclaimed a success, at times with a measure of ''I told you so'' glee from its supporters. Liberal critics had warned that its mix of time limits and work rules would create mass destitution -- ''children sleeping on the grates,'' in the words of Senator Daniel Patrick Moynihan, a New York Democrat who died in 2003.</w:t>
+        <w:t xml:space="preserve">  Political strategists say Mr. Biden could still win in Arizona next year, if Democrats can reassemble the just-big-enough coalition of moderate Republicans and suburban women, Latinos and younger voters who rejected Mr. Trump by 10,000 votes in 2020. It was the first time in more than two decades that a Democrat had carried Arizona and its 11 electoral votes.</w:t>
         <w:br/>
-        <w:t>But the economy boomed, employment soared, poverty fell and caseloads plunged. Thirty-two states reduced their caseloads by two-thirds or more, as officials issued press releases and jostled for bragging rights. The tough law played a large role, but so did expansions of child care and tax credits that raised take-home pay.</w:t>
+        <w:t xml:space="preserve">  The same pattern was seen in last year's midterm elections, when Arizona voters elected Democrats running on abortion rights and democracy for governor, attorney general and secretary of state, defeating a slate of Trump-endorsed hard-right Republicans.</w:t>
         <w:br/>
-        <w:t>In a twist on poverty politics, poor single mothers, previously chided as ''welfare queens,'' were celebrated as working-class heroes, with their stories of leaving the welfare rolls cast as uplifting tales of pluck. Flush with federal money, states experimented with programs that offered counseling, clothes and used cars.</w:t>
+        <w:t xml:space="preserve">  Abortion is still a powerful motivator and a winning issue for Democrats, but many Arizona voters now say their dominant concerns are immigration, inflation and what they feel is a faltering economy.</w:t>
         <w:br/>
-        <w:t>But if the rise in employment was larger than predicted, it was also less transformative than it may have seemed. Researchers found that most families that escaped poverty remained ''near poor.''</w:t>
+        <w:t xml:space="preserve">  Grant Cooper, 53, who retired from a career in medical sales, is the kind of disaffected Republican voter that Democrats hope to peel away next year. He supports abortion rights and limited government, and while he voted for Mr. Trump in 2020, he said he would not do so again.</w:t>
         <w:br/>
-        <w:t>And despite widespread hopes that working mothers might serve as role models, studies found few social or educational benefits for their children. (They measured things like children's aspirations, self-esteem, grades, drug use and arrests.) Nonmarital births continued to rise.</w:t>
+        <w:t xml:space="preserve">  He said his personal finances and retirement investments were in decent shape, and he did not blame the president for the spike in gas prices in 2022. Still, he said he plans to vote for a third-party candidate next year, saying that both Mr. Biden and Mr. Trump were out-of-touch relics of a two-party system that was failing to address long-term challenges.</w:t>
         <w:br/>
-        <w:t>But the image of success formed early and stayed frozen in time.</w:t>
+        <w:t xml:space="preserve">  ''They squibble and squabble about the dumbest things, rather than looking at things that could improve our economy,'' he said. ''The Republicans are fighting the Democrats. The Democrats are fighting the Republicans. And what gets done? Nothing.''</w:t>
         <w:br/>
-        <w:t>''The debate is over,'' President Clinton said a year after signing the law, which he often cites in casting himself as a centrist. ''Welfare reform works.''</w:t>
+        <w:t xml:space="preserve">  David Martinez, 43, is emblematic of the demographic shift that has made Arizona such a battleground. He and his family moved back to Phoenix after 15 years in the San Francisco Bay Area, where he still works remotely in the tech industry. He voted for Mr. Biden in 2020, and said he was worried about the threat Mr. Trump poses to free elections, democracy and America's future in NATO.</w:t>
         <w:br/>
-        <w:t>The recession that began in 2007 posed a new test to that claim. Even with $5 billion in new federal funds, caseloads rose just 15 percent from the lowest level in two generations. Compared with the 1990s peak, the national welfare rolls are still down by 68 percent. Just one in five poor children now receives cash aid, the lowest level in nearly 50 years.</w:t>
+        <w:t xml:space="preserve">  His working-class friends and extended family don't share the same concerns. These days, the political conversations with them usually begin and end with the price of gas (now falling) and eggs (still high).</w:t>
         <w:br/>
-        <w:t>As the downturn wreaked havoc on budgets, some states took new steps to keep the needy away. They shortened time limits, tightened eligibility rules and reduced benefits (to an average of about $350 a month for a family of three).</w:t>
+        <w:t xml:space="preserve">  ''It falls on deaf ears,'' Mr. Martinez said of his arguments about democracy. ''They feel down about Biden and inflation and his age. They're open to giving Trump a second term or skipping the election entirely.''</w:t>
         <w:br/>
-        <w:t>Since 2007, 11 states have cut the rolls by 10 percent or more. They include centers of unemployment like Georgia, Indiana and Rhode Island, as well as Michigan, where the welfare director justified cuts by telling legislators, ''We have a fair number of people gaming the system.'' Arizona cut benefits by 20 percent and shortened time limits twice -- to two years, from five.</w:t>
-        <w:br/>
-        <w:t>Many people already found the underlying system more hassle than help, a gantlet of job-search classes where absences can be punished by a complete loss of aid. Some states explicitly pursue a policy of deterrence to make sure people use the program only as a last resort.</w:t>
-        <w:br/>
-        <w:t>Since the states get fixed federal grants, any caseload growth comes at their own expense. By contrast, the federal government pays the entire food stamp bill no matter how many people enroll; states encourage applications, and the rolls have reached record highs.</w:t>
-        <w:br/>
-        <w:t>Among the Arizonans who lost their checks was Tamika Shelby, who first sought cash aid at 29 after fast-food jobs and a stint as a waitress in a Phoenix strip club. The state gave her $176 a month and sent her to work part time at a food bank. Though she was effectively working for $2 an hour, she scarcely missed a day in more than a year.</w:t>
-        <w:br/>
-        <w:t>''I loved it,'' she said.</w:t>
-        <w:br/>
-        <w:t>Her supervisor, Michael Cox, said Ms. Shelby ''was just wonderful'' and ''would even come up here on her days off.''</w:t>
-        <w:br/>
-        <w:t>Then the reduced time limit left Ms. Shelby with neither welfare nor work. She still gets about $250 a month in food stamps for herself and her 3-year-old son, Dejon. She counts herself fortunate, she said, because a male friend lets her stay in a spare room, with no expectations of sex. Still, after feeding her roommate and her child, she said, ''there are plenty of days I don't eat.''</w:t>
-        <w:br/>
-        <w:t>''I know there are some people who abuse the system,'' Ms. Shelby said. ''But I was willing to do anything they asked me to. If I could, I'd still be working for those two dollars an hour.''</w:t>
-        <w:br/>
-        <w:t>Diverting Federal Funds</w:t>
-        <w:br/>
-        <w:t>Clarence H. Carter, Arizona's director of economic security, says finances forced officials to cut the rolls. But the state gets the same base funding from the federal government, $200 million, that it received in the mid-1990s when caseloads were five times as high. (The law also requires it to spend $86 million in state funds.)</w:t>
-        <w:br/>
-        <w:t>Arizona spends most of the federal money on other human services programs, especially foster care and adoption services, while using just one-third for cash benefits and work programs -- the core purposes of Temporary Assistance for Needy Families. If it did not use the federal welfare money, the state would have to finance more of those programs itself.</w:t>
-        <w:br/>
-        <w:t>''Yes, we divert -- divert's a bad word,'' said State Representative John Kavanagh, a Republican and chairman of the Arizona House Appropriations Committee. ''It helps the state.''</w:t>
-        <w:br/>
-        <w:t>While federal law allows such flexibility, critics say states neglect poor families to patch their own finances. Nationally, only 30 percent of the welfare money is spent on cash benefits.</w:t>
-        <w:br/>
-        <w:t>''It's not that the other stuff isn't important, but it's not what T.A.N.F.'' -- the Temporary Assistance program -- ''was intended for,'' said LaDonna Pavetti of the Center on Budget and Policy Priorities, a Washington research and advocacy group. ''The states use the money to fill budget holes.''</w:t>
-        <w:br/>
-        <w:t>Even in an economy as bad as Arizona's, some recipients find work. Estefana Armas, a 30-year-old mother of three, spent nine years on the rolls, fighting depression so severe that it left her hospitalized. Once exempt from time limits because of her mental health, Ms. Armas joined support groups, earned a high school equivalency degree and enrolled in community college.</w:t>
-        <w:br/>
-        <w:t>Just as her time expired last summer, Ms. Armas found work as a teacher's aide at a church preschool.</w:t>
-        <w:br/>
-        <w:t>''It kind of pushed me to get a job,'' she said.</w:t>
-        <w:br/>
-        <w:t>Supporters of Temporary Assistance cite stories like that to argue that it promotes a work ethic. Despite high unemployment, low-skilled single mothers work as much now, on average, as they did under the old welfare law -- and by some measures, a bit more. As a group, their poverty rates are still lower. And those without cash aid, they say, can turn to other programs.</w:t>
-        <w:br/>
-        <w:t>''We have reduced our caseload, and we don't have people dying in the street,'' Mr. Kavanagh said. ''There were an awful lot of people who didn't need it.''</w:t>
-        <w:br/>
-        <w:t>But the number of very poor families appears to be growing. Pamela Loprest and Austin Nichols, researchers at the Urban Institute, found that one in four low-income single mothers nationwide -- about 1.5 million -- are jobless and without cash aid. That is twice the rate the researchers found under the old welfare law. More than 40 percent remain that way for more than a year, and many have mental or physical disabilities, sick children or problems with domestic violence.</w:t>
-        <w:br/>
-        <w:t>Using a different definition of distress, Luke Shaefer of the University of Michigan and Kathryn Edin of Harvard examined the share of households with children in a given month living on less than $2 per person per day. It has nearly doubled since 1996, to almost 4 percent. Even when counting food stamps as cash, they found one of every 50 children live in such a household.</w:t>
-        <w:br/>
-        <w:t>The Census Bureau uses a third measure, ''deep poverty,'' which it defines as living on less than half of the amount needed to escape poverty (for a family of three, that means living on less than $9,000 a year). About 10 percent of households headed by women report incomes that low, a bit less than the peak under the old law but still the highest level in 18 years.</w:t>
-        <w:br/>
-        <w:t>Some researchers say the studies exaggerate poverty by inadequately accounting for undisclosed income, like help from boyfriends or under-the-table jobs. They note that asking poor people about their consumption, rather than their income, suggests that even the poorest single mothers have improved their standard of living since 1996.</w:t>
-        <w:br/>
-        <w:t>Mr. Haskins, the Temporary Assistance program's architect, agrees that poverty at the bottom ''is not as bad as it seems,'' but adds, ''It's still pretty darn bad.''</w:t>
-        <w:br/>
-        <w:t>Trying to Make Do</w:t>
-        <w:br/>
-        <w:t>Asked how they survived without cash aid, virtually all of the women interviewed here said they had sold food stamps, getting 50 cents for every dollar of groceries they let others buy with their benefit cards. Many turned to food banks and churches. Nationally, roughly a quarter have subsidized housing, with rents as low as $50 a month.</w:t>
-        <w:br/>
-        <w:t>Several women said the loss of aid had left them more dependent on troubled boyfriends. One woman said she sold her child's Social Security number so a relative could collect a tax credit worth $3,000.</w:t>
-        <w:br/>
-        <w:t>''I tried to sell blood, but they told me I was anemic,'' she said.</w:t>
-        <w:br/>
-        <w:t>Several women acknowledged that they had resorted to shoplifting, including one who took orders for brand-name clothes and sold them for half-price. Asked how she got cash, one woman said flatly, ''We rob wetbacks'' -- illegal immigrants, who tend to carry cash and avoid the police. At least nine times, she said, she has flirted with men and led them toward her home, where accomplices robbed them.</w:t>
-        <w:br/>
-        <w:t>''I felt bad afterwards,'' she said. But she added, ''There were times when we didn't have nothing to eat.''</w:t>
-        <w:br/>
-        <w:t>One family ruled out crime and rummaged through trash cans instead. The mother, an illegal immigrant from Mexico, could not get aid for herself but received $164 a month for her four American-born children until their time limit expired. Distraught at losing her only steady source of cash, she asked the children if they would be ashamed to help her collect discarded cans.</w:t>
-        <w:br/>
-        <w:t>''I told her I would be embarrassed to steal from someone -- not to pick up cans,'' her teenage daughter said.</w:t>
-        <w:br/>
-        <w:t>Weekly park patrols ensued, and recycling money replaced about half of the welfare check.</w:t>
-        <w:br/>
-        <w:t>Despite having a father in prison and a mother who could be deported, the children exude earnest cheer. A daughter in the fifth grade won a contest at school for reading the most books. A son in the eighth grade is a student leader praised by his principal for tutoring younger students, using supplies he pays for himself.</w:t>
-        <w:br/>
-        <w:t>''That's just the kind of character he has,'' the principal said.</w:t>
-        <w:br/>
-        <w:t>After losing cash aid, the mother found a cleaning job but lost it when her boss discovered that she was in the United States illegally. The family still gets subsidized housing and $650 a month in food stamps.</w:t>
-        <w:br/>
-        <w:t>The boy worries about homelessness, but his younger sisters, 9 and 10, see an upside in scavenging.</w:t>
-        <w:br/>
-        <w:t>''It's kind of fun because you get to look through the trash,'' one of the girls said.</w:t>
-        <w:br/>
-        <w:t>''And you get to play in the park a little while before you go home,'' her sister agreed.</w:t>
+        <w:t xml:space="preserve">  Camille Baker contributed reporting.Camille Baker contributed reporting. </w:t>
         <w:br/>
         <w:br/>
-        <w:t>http://www.nytimes.com</w:t>
+        <w:t>https://www.nytimes.com/2023/11/14/us/arizona-biden-voters-economy.html</w:t>
         <w:br/>
         <w:br/>
         <w:t>Graphic</w:t>
@@ -196,13 +120,9 @@
         <w:br/>
         <w:t xml:space="preserve"> </w:t>
         <w:br/>
-        <w:t>PHOTOS: An illegal immigrant from Mexico, above, the mother of four American-born children, started redeeming bottles and cans in Phoenix after she lost her $164 monthly aid. Below, Tamika Shelby and her son, Dejon, 3. Because of welfare limits, she lost her $176 stipend and her job at a food bank.</w:t>
+        <w:t>PHOTOS: President Biden's popularity in Arizona has slipped since he took office, polls indicate. Right, voters waited in line to cast their ballots at dawn in Guadalupe in 2020. (PHOTOGRAPHS BY PETE MAROVICH FOR THE NEW YORK TIMES</w:t>
         <w:br/>
-        <w:t>Estefana Armas, 30, a single mother who spent nine years on welfare, works as a teacher's aide at Katy's Kids Preschool in Phoenix. (PHOTOGRAPHS BY JOSHUA LOTT FOR THE NEW YORK TIMES) (A18) CHART: Fewer Receiving Welfare, But Food Stamps Soaring: The number of Americans receiving cash welfare has fallen since the 1990s, while the number receiving food stamps has risen sharply. (Sources: U.S. Dept. of Health and Human Services (welfare)</w:t>
-        <w:br/>
-        <w:t>U.S. Dept. of Agriculture (food stamps)</w:t>
-        <w:br/>
-        <w:t xml:space="preserve"> Bureau of Labor Statistics)</w:t>
+        <w:t xml:space="preserve"> ADRIANA ZEHBRAUSKAS FOR THE NEW YORK TIMES) This article appeared in print on page A20.</w:t>
       </w:r>
     </w:p>
     <w:sectPr>

--- a/example_articles/states/Arizona/2.states_Arizona_New_York_Times.docx
+++ b/example_articles/states/Arizona/2.states_Arizona_New_York_Times.docx
@@ -7,7 +7,7 @@
         <w:pStyle w:val="Heading1"/>
       </w:pPr>
       <w:r>
-        <w:t>Fearing Faltering Economy, Arizona Voters Sour on Biden</w:t>
+        <w:t>A Novelist Is Praised And Pelted</w:t>
       </w:r>
     </w:p>
     <w:p>
@@ -17,22 +17,22 @@
     </w:p>
     <w:p>
       <w:r>
-        <w:t>Date: 2023-11-15</w:t>
+        <w:t>Date: 2020-01-17</w:t>
       </w:r>
     </w:p>
     <w:p>
       <w:r>
-        <w:t>Section: Section A; Column 0; National Desk; Pg. 20</w:t>
+        <w:t>Section: Section C; Column 0; Movies, Performing Arts/Weekend Desk; Pg. 19</w:t>
       </w:r>
     </w:p>
     <w:p>
       <w:r>
-        <w:t>Source file: NYT/4.DOCX</w:t>
+        <w:t>Source file: NYT/13.DOCX</w:t>
       </w:r>
     </w:p>
     <w:p>
       <w:r>
-        <w:t>Raw locations result, 'locations': ['Arizona']</w:t>
+        <w:t>Raw locations result, 'locations': ['Mexico', 'United States (Arizona)']</w:t>
       </w:r>
     </w:p>
     <w:p>
@@ -49,70 +49,66 @@
     </w:p>
     <w:p>
       <w:r>
-        <w:t>The White House has hailed new investments and new jobs, yet many voters in a battleground state are chafing at inflation and housing costs.</w:t>
+        <w:t>Jeanine Cummins depicts a mother and son's gut-wrenching journey in ''American Dirt,'' even as she acknowledges ''I don't know if I'm the right person to tell this story.''</w:t>
         <w:br/>
-        <w:t xml:space="preserve">If President Biden hopes to replicate his narrow victory in Arizona, he will need disillusioned voters like Alex Jumah. An immigrant from Iraq, Mr. Jumah leans conservative, but he said he voted for Mr. Biden because he could not stomach former President Trump's anti-Muslim views. </w:t>
+        <w:t xml:space="preserve">During one of many harrowing moments in Jeanine Cummins's new novel, ''American Dirt,'' the protagonist, a bookstore owner named Lydia, has a jarring realization. </w:t>
         <w:br/>
-        <w:t xml:space="preserve">  That was 2020. Since then, Mr. Jumah, 41, said, his economic fortunes cratered after he contracted Covid, missed two months of work as a trucking dispatcher, was evicted from his home and was forced to move in with his mother. He said he could no longer afford an apartment in Tucson, where rents have risen sharply since the pandemic. He is now planning to vote for Mr. Trump.</w:t>
+        <w:t xml:space="preserve">  Lydia and her 8-year-old son, Luca, are fleeing from their home in Acapulco, Mexico, after hit men from a drug cartel killed 16 members of their family. Traumatized and desperate, Lydia hatches a risky escape plan: She and Luca will disguise themselves as migrants and attempt to cross the border into Arizona. As she researches what they will need to survive the journey, it dawns on Lydia that she and Luca aren't pretending. They ''are actual migrants.''</w:t>
         <w:br/>
-        <w:t xml:space="preserve">  ''At first I was really happy with Biden,'' he said. ''We got rid of Trump, rid of the racism. And then I regretted it. We need a strong president to keep this country first.''</w:t>
+        <w:t xml:space="preserve">  ''All her life she's pitied those poor people,'' Cummins writes. ''She's wondered with the sort of detached fascination of the comfortable elite, how dire the conditions of their lives must be wherever they come from, that this is the better option.''</w:t>
         <w:br/>
-        <w:t xml:space="preserve">  His anger helps explain why Mr. Biden appears to be struggling in Arizona and other closely divided 2024 battleground states, according to a recent poll by The New York Times and Siena College.</w:t>
+        <w:t xml:space="preserve">  The character's insight is a deliberate provocation by the author, who wants readers to reckon with the humanitarian cost of America's broken immigration policies.</w:t>
         <w:br/>
-        <w:t xml:space="preserve">  Surveys and interviews with Arizona voters find that they are sour on the economy, despite solid job growth in the state. The Biden administration also fails to get credit for a parade of new companies coming to Arizona that will produce lithium-ion batteries, electric vehicles and computer chips -- investments that the White House hails as emblems of its push for a next generation of American manufacturing.</w:t>
+        <w:t xml:space="preserve">  ''It's a story that I think is at too comfortable a remove from the citizens of this country right now,'' Cummins, 45, said in an interview on a frigid, snowy day last month. ''This really is a tragedy of our making on our southern border. We are absolutely responsible for all of these deaths. This blood is on our hands.''</w:t>
         <w:br/>
-        <w:t xml:space="preserve">  Breanne Laird, 32, a doctoral student at Arizona State University and a Republican, said she sat out the 2020 elections in part because she never thought Arizona would turn blue. But after two years without any pay increases and after losing $170,000 trying to fix and flip a house she bought in suburban Phoenix, she said she was determined to vote next year, for Mr. Trump.</w:t>
+        <w:t xml:space="preserve">  Whether or not it succeeds in reshaping readers' views, ''American Dirt'' -- which chronicles Lydia and Luca's grueling and treacherous journey of more than 1,000 miles -- seems poised to become one of this year's biggest breakout works of fiction.</w:t>
         <w:br/>
-        <w:t xml:space="preserve">  She bought the investment property near the peak of the market last year, and said she watched its value slip as mortgage rates rose toward 8 percent. She said she had to max out credit cards, and her credit score fell.</w:t>
+        <w:t xml:space="preserve">  The novel, which comes out on Jan. 21 with a hefty first printing of half a million copies, set off a bidding war between nine publishers and sold to Flatiron Books in a seven-figure deal. It received ecstatic advance reviews from Publishers Weekly and Kirkus, which called it ''intensely suspenseful and deeply humane.'' Blockbuster authors like Stephen King and John Grisham have heaped praise on the book, and Cummins received support from prominent Mexican-American and Latina authors, including Erika Sánchez, Reyna Grande and Julia Alvarez, who predicted the book would ''change hearts and transform policies.''</w:t>
         <w:br/>
-        <w:t xml:space="preserve">  Arizona's housing market fell farther than most parts of the country after the 2008 financial crisis, and it took longer to recover. Few economists are predicting a similar crash now, but even so, Ms. Laird said she felt frustrated, and was itching to return Mr. Trump to power.</w:t>
+        <w:t xml:space="preserve">  Sandra Cisneros, the author of the best-selling novel ''The House on Mango Street,'' said she hoped that ''American Dirt'' could help highlight the obstacles migrants face, particularly for American readers who might otherwise be indifferent to the subject.</w:t>
         <w:br/>
-        <w:t xml:space="preserve">  ''I'm even further behind,'' she said. ''I see the value in voting, and plan to vote as much as possible.''</w:t>
+        <w:t xml:space="preserve">  ''It's written in a form that will engage people, not just the choir, but people who might think differently,'' Cisneros said. ''We're always looking for the great American story, and this is the great story of the Americas, at a time in which borders are blurred.''</w:t>
         <w:br/>
-        <w:t xml:space="preserve">  A majority of Arizona voters in the recent New York Times/Siena survey rated the country's economy as poor. Just 3 percent of voters said it was excellent.</w:t>
+        <w:t xml:space="preserve">  ''American Dirt'' has also generated criticism. Some authors have questioned whether Cummins, who grew up in Maryland in a working-class family and identifies as white and Latina, succeeded in her effort to write from the perspective of Mexican migrants and accurately convey their experiences.</w:t>
         <w:br/>
-        <w:t xml:space="preserve">  Arizona experienced some of the worst inflation in the country, largely because housing costs shot upward as people thronged to the state during the pandemic. Average monthly rents in Phoenix rose to $1,919 in September from $1,373 in early 2020, a 40 percent increase according to Zillow. Average rents across the country rose about 30 percent over the same period.</w:t>
+        <w:t xml:space="preserve">  In a withering review on the site Tropics of Meta, the poet and writer Myriam Gurba wrote that ''American Dirt'' was full of clichés and stereotypes about Mexico, depicting it as a lawless, violent country overrun by drug cartels and corruption.</w:t>
         <w:br/>
-        <w:t xml:space="preserve">  Home prices and rents have fallen from their peaks this year, but even so, economists say that the state is increasingly unaffordable for middle-class families, whose migration to Arizona has powered decades of growth in the state.</w:t>
+        <w:t xml:space="preserve">  ''This is like a Trumpian fantasy of what Mexico is, and we don't need any more Trumpian fantasies,'' Gurba said in an interview. ''It's even more noxious because it's masquerading as a piece of progressive literature.''</w:t>
         <w:br/>
-        <w:t xml:space="preserve">  Arizona's economy sprinted out of the pandemic, but economists said the speed of new hiring and consumer spending in the state has now eased. The state unemployment rate of 4 percent is about equal to the national average, and the quarterly Arizona Economic Outlook, published by the University of Arizona, predicts that the state will keep growing next year, though at a slower pace.</w:t>
+        <w:t xml:space="preserve">  The Mexican-American writer and translator David Bowles echoed those views and called ''American Dirt'' ''appropriating'' and ''inaccurate.'' ''At a time when Mexico and the Mexican-American community are reviled in this country as they haven't been in decades, to elevate this inauthentic book written by someone outside our community is to slap our collective face,'' he said in an email.</w:t>
         <w:br/>
-        <w:t xml:space="preserve">  Arizona has added 280,000 jobs since Mr. Biden took office, according to the federal Labor Department, compared with 150,000 during Mr. Trump's term. Phoenix just hosted the Super Bowl, usually a high-profile boost to the local mood and economy.</w:t>
+        <w:t xml:space="preserve">  Gurba and other writers of Mexican heritage have also criticized Cummins for drawing on works about Mexico and migrants by other authors, including Sonia Nazario and Luis Alberto Urrea. In a note at the end of ''American Dirt,'' Cummins acknowledges her debt to those writers and others whose work shaped her understanding of Mexico and the issues that migrants face.</w:t>
         <w:br/>
-        <w:t xml:space="preserve">  Barely a week goes by without Arizona's first-term Democratic governor, Katie Hobbs, visiting a groundbreaking or job-training event to talk up the state's economy or the infrastructure money arriving from Washington.</w:t>
+        <w:t xml:space="preserve">  Cummins researched the novel during trips to Mexico and by conducting interviews on both sides of the border. She spoke with people whose families had been torn apart by deportations, lawyers who work with unaccompanied minors, migrants in shelters in Tijuana and human-rights activists documenting abuses.</w:t>
         <w:br/>
-        <w:t xml:space="preserve">  Mr. Biden was even farther behind Mr. Trump in another poll being released this week by the Phoenix-based firm Noble Predictive Insights. That survey of about 1,000 Arizona voters said Mr. Trump had an eight-point lead, a significant swing toward Republicans from this past winter, when Mr. Biden had a two-point edge.</w:t>
+        <w:t xml:space="preserve">  Still, she concedes that she is an imperfect messenger for a story about migrants. As a nonimmigrant, she was reluctant at first to write an entire novel from the perspective of Mexican migrants, for fear of getting it wrong, or appearing to be opportunistically seizing on a humanitarian crisis. It still nags at her, even as the publication day approaches.</w:t>
         <w:br/>
-        <w:t xml:space="preserve">  Mike Noble, the polling firm's chief executive, said that Mr. Trump had built his lead in Arizona by consolidating support from Republicans and -- for the moment -- winning back independents. Respondents cited immigration and inflation as their top concerns.</w:t>
+        <w:t xml:space="preserve">  ''I don't know if I'm the right person to tell this story,'' Cummins said during an interview at her home overlooking the Hudson River in Rockland County, N.Y., where she lives with her husband, a flooring contractor, and their two daughters. In her author's note, Cummins, whose paternal grandmother came from Puerto Rico, describes her fear that her ''privilege would make me blind to certain truths'' and says she wished that someone ''slightly browner than me would write it.'' But she insists that writers from all backgrounds should not shy away from a subject that has become so central, and polarizing, in American politics and culture.</w:t>
         <w:br/>
-        <w:t xml:space="preserve">  ''Economists say, 'Look at these indicators' -- People don't care about that,'' Mr. Noble said. ''They care about their day-to-day lives.''</w:t>
+        <w:t xml:space="preserve">  ''I do think that the conversation about cultural appropriation is incredibly important, but I also think that there is a danger sometimes of going too far toward silencing people,'' she said. ''Everyone should be engaged in telling these stories, with tremendous care and sensitivity.''</w:t>
         <w:br/>
-        <w:t xml:space="preserve">  Bill Ruiz, the business representative of Local 1912 of the Southwest Mountain States Carpenters Union, said the Biden administration's infrastructure bill and CHIPS Act were bringing billions of dollars into Arizona, and helping to power an increase in union jobs and wages. Carpenters in his union were working 7 percent more hours than they were a year ago, and the union's membership has doubled to 3,400 over the past five years.</w:t>
+        <w:t xml:space="preserve">  Fiction in particular, Cummins said, has the potential to broaden and deepen readers' understanding of an issue that many Americans are only peripherally engaged with, if at all.</w:t>
         <w:br/>
-        <w:t xml:space="preserve">  ''We're making bigger gains and bigger paychecks,'' he said. ''It blows me away people don't see that.''</w:t>
+        <w:t xml:space="preserve">  ''We are telling these stories in our culture very superficially,'' she said. ''There's the narrative from the right, which is that these people are like an invading mob of criminals, and then from the left, the narrative is, 'Oh, these poor people, these impoverished people, they need our help, we must save them.' And there's this huge gap in the middle where their humanity should be.''</w:t>
         <w:br/>
-        <w:t xml:space="preserve">  Political strategists say Mr. Biden could still win in Arizona next year, if Democrats can reassemble the just-big-enough coalition of moderate Republicans and suburban women, Latinos and younger voters who rejected Mr. Trump by 10,000 votes in 2020. It was the first time in more than two decades that a Democrat had carried Arizona and its 11 electoral votes.</w:t>
+        <w:t xml:space="preserve">  Cummins was born in Rota, Spain, where her father was stationed in the Navy, and grew up in Gaithersburg, Md. She studied English and communications at Towson University, then spent two years in Belfast, Ireland, where she worked as a bartender and wrote ''terrible poetry.'' After moving back to the United States, she found work in the paperback sales department at Penguin.</w:t>
         <w:br/>
-        <w:t xml:space="preserve">  The same pattern was seen in last year's midterm elections, when Arizona voters elected Democrats running on abortion rights and democracy for governor, attorney general and secretary of state, defeating a slate of Trump-endorsed hard-right Republicans.</w:t>
+        <w:t xml:space="preserve">  While she was working there, she published her first book, ''A Rip in Heaven,'' about a tragedy that struck her family in 1991, when her brother and two female cousins were attacked on a bridge in St. Louis by a group of men. The men raped her cousins and forced them off the bridge, killing them. Her brother, Tom, was also forced to jump off but survived. Years later, he asked Cummins to write a book with him. He backed out of the project, leaving Cummins, who was 16 when her cousins were killed, as the sole author.</w:t>
         <w:br/>
-        <w:t xml:space="preserve">  Abortion is still a powerful motivator and a winning issue for Democrats, but many Arizona voters now say their dominant concerns are immigration, inflation and what they feel is a faltering economy.</w:t>
+        <w:t xml:space="preserve">  Researching and writing about the crimes was daunting, Cummins said -- ''There were a lot of details I didn't want to know'' -- but it brought some relief and helped her learn how to write about trauma in a way that didn't feel gratuitous or sensational. Those themes, and a desire to ''take stories away from the perpetrators and give them to the survivors,'' shaped her next two books, the novels ''The Outside Boy'' and ''The Crooked Branch.''</w:t>
         <w:br/>
-        <w:t xml:space="preserve">  Grant Cooper, 53, who retired from a career in medical sales, is the kind of disaffected Republican voter that Democrats hope to peel away next year. He supports abortion rights and limited government, and while he voted for Mr. Trump in 2020, he said he would not do so again.</w:t>
+        <w:t xml:space="preserve">  She began researching a novel about immigration seven years ago, envisioning it with a diverse cast of characters: border patrol agents, American citizens living near the southern border, families that had been separated by deportation and undocumented migrants. But the narrative never cohered, and Cummins couldn't escape the feeling that she was avoiding the crux of the story.</w:t>
         <w:br/>
-        <w:t xml:space="preserve">  He said his personal finances and retirement investments were in decent shape, and he did not blame the president for the spike in gas prices in 2022. Still, he said he plans to vote for a third-party candidate next year, saying that both Mr. Biden and Mr. Trump were out-of-touch relics of a two-party system that was failing to address long-term challenges.</w:t>
+        <w:t xml:space="preserve">  Then, shortly before the 2016 presidential election, she experienced another family tragedy when her father died suddenly from a heart attack. She spent months in mourning, unable to write. One day, she pulled out her laptop and wrote the opening of ''American Dirt,'' a scene where Luca and Lydia narrowly survive the gunfire that kills Luca's father, a journalist who wrote about drug cartels, and 15 other relatives. She finished a draft in less than a year, and sold the novel in the spring of 2018.</w:t>
         <w:br/>
-        <w:t xml:space="preserve">  ''They squibble and squabble about the dumbest things, rather than looking at things that could improve our economy,'' he said. ''The Republicans are fighting the Democrats. The Democrats are fighting the Republicans. And what gets done? Nothing.''</w:t>
+        <w:t xml:space="preserve">  In the time Cummins spent researching and writing, the humanitarian crisis on the southern border only grew more dire, and the political debate became even more charged. As she prepares to promote ''American Dirt'' on a cross-country book tour, with appearances in 40 cities in 26 states, Cummins is trying to avoid talking about the story in ways that might seem partisan, and to steer clear of terms like ''illegal'' and ''undocumented.''</w:t>
         <w:br/>
-        <w:t xml:space="preserve">  David Martinez, 43, is emblematic of the demographic shift that has made Arizona such a battleground. He and his family moved back to Phoenix after 15 years in the San Francisco Bay Area, where he still works remotely in the tech industry. He voted for Mr. Biden in 2020, and said he was worried about the threat Mr. Trump poses to free elections, democracy and America's future in NATO.</w:t>
+        <w:t xml:space="preserve">  ''All fiction, all good fiction, can potentially dismantle some of the problematic language that serves often as barriers to meaningful conversation,'' she said. ''We don't have to choose a label for Lydia and Luca. They're people.''</w:t>
         <w:br/>
-        <w:t xml:space="preserve">  His working-class friends and extended family don't share the same concerns. These days, the political conversations with them usually begin and end with the price of gas (now falling) and eggs (still high).</w:t>
-        <w:br/>
-        <w:t xml:space="preserve">  ''It falls on deaf ears,'' Mr. Martinez said of his arguments about democracy. ''They feel down about Biden and inflation and his age. They're open to giving Trump a second term or skipping the election entirely.''</w:t>
-        <w:br/>
-        <w:t xml:space="preserve">  Camille Baker contributed reporting.Camille Baker contributed reporting. </w:t>
+        <w:t xml:space="preserve">  Follow New York Times Books on Facebook, Twitter and Instagram, sign up for our newsletter or our literary calendar. And listen to us on the Book Review podcast.</w:t>
         <w:br/>
         <w:br/>
-        <w:t>https://www.nytimes.com/2023/11/14/us/arizona-biden-voters-economy.html</w:t>
+        <w:t>https://www.nytimes.com/2020/01/13/books/jeanine-cummins-american-dirt.html</w:t>
         <w:br/>
         <w:br/>
         <w:t>Graphic</w:t>
@@ -120,9 +116,9 @@
         <w:br/>
         <w:t xml:space="preserve"> </w:t>
         <w:br/>
-        <w:t>PHOTOS: President Biden's popularity in Arizona has slipped since he took office, polls indicate. Right, voters waited in line to cast their ballots at dawn in Guadalupe in 2020. (PHOTOGRAPHS BY PETE MAROVICH FOR THE NEW YORK TIMES</w:t>
+        <w:t>PHOTOS: Jeanine Cummins said fiction could help readers better understand uncomfortable issues. (C19)</w:t>
         <w:br/>
-        <w:t xml:space="preserve"> ADRIANA ZEHBRAUSKAS FOR THE NEW YORK TIMES) This article appeared in print on page A20.</w:t>
+        <w:t xml:space="preserve"> ''American Dirt'' is a border-crossing novel from Jeanine Cummins, right. (PHOTOGRAPHS BY HEATHER STEN FOR THE NEW YORK TIMES) (C24)</w:t>
       </w:r>
     </w:p>
     <w:sectPr>
